--- a/docs/presentation/DXA_QC_speech.new.docx
+++ b/docs/presentation/DXA_QC_speech.new.docx
@@ -2084,7 +2084,7 @@
           <w:color w:val="4A4458"/>
           <w:sz w:val="21"/>
         </w:rPr>
-        <w:t>Интерфейсов четыре: веб-приложение, приложение для Windows, программный интерфейс API и Telegram-бот, который показывает, что конвейер легко встроить в другой интерфейс.</w:t>
+        <w:t>Интерфейсов четыре: веб-приложение, приложение для Windows, программный интерфейс API и необязательный бонус — Telegram-бот: он показывает, что конвейер легко встроить в другой интерфейс.</w:t>
       </w:r>
     </w:p>
     <w:p>
@@ -4460,7 +4460,7 @@
           <w:color w:val="1C1D22"/>
           <w:sz w:val="23"/>
         </w:rPr>
-        <w:t>У сервиса один конвейер и четыре входа. Веб-приложение — для сервера клиники. Приложение для Windows с установщиком — для ноутбука в кабинете: оно работает полностью локально, снимки не покидают компьютер, а обновление — это установка новой версии. Программный интерфейс API — для интеграции с PACS. И Telegram-бот — демонстрация альтернативного интерфейса: тот же анализ отвечает в чате. Его можно развивать и встраивать в другие сервисы, но для реальных пациентов он не предназначен: файлы проходят через серверы Telegram.</w:t>
+        <w:t>У сервиса один конвейер и четыре входа. Веб-приложение — для сервера клиники. Приложение для Windows с установщиком — для ноутбука в кабинете: оно работает полностью локально, снимки не покидают компьютер, а обновление — это установка новой версии. Программный интерфейс API — для интеграции с PACS. И приятный бонус, не обязательная часть решения, — Telegram-бот: тот же анализ отвечает в чате. Его можно развивать и встраивать в другие сервисы, но для реальных пациентов он не предназначен: файлы проходят через серверы Telegram.</w:t>
       </w:r>
     </w:p>
     <w:p>
@@ -5565,7 +5565,7 @@
           <w:color w:val="4A4458"/>
           <w:sz w:val="22"/>
         </w:rPr>
-        <w:t>Это демонстрация того, что конвейер легко встроить в любой другой интерфейс: тот же анализ отвечает в чате. Бота можно развивать и интегрировать в другие сервисы — например, в корпоративный мессенджер медорганизации, — но для реальных снимков нужен закрытый контур: файлы бота проходят через серверы Telegram, поэтому он только для обезличенных данных.</w:t>
+        <w:t>Это приятный бонус, а не обязательная часть проекта: демонстрация того, что конвейер легко встроить в любой другой интерфейс, — тот же анализ отвечает в чате. Бота можно развивать и интегрировать в другие сервисы — например, в корпоративный мессенджер медорганизации, — но для реальных снимков нужен закрытый контур: файлы бота проходят через серверы Telegram, поэтому он только для обезличенных данных.</w:t>
       </w:r>
     </w:p>
     <w:sectPr>
